--- a/docs/FraudTrap_Beginner_Guide.docx
+++ b/docs/FraudTrap_Beginner_Guide.docx
@@ -1762,7 +1762,7 @@
         <w:pStyle w:val="ListBullet"/>
       </w:pPr>
       <w:r>
-        <w:t>Overview shows transaction totals, fraud rate, decision distribution, and lifecycle status.</w:t>
+        <w:t>Overview shows portfolio health, velocity heatmaps, and lifecycle status.</w:t>
       </w:r>
     </w:p>
     <w:p>
@@ -1770,7 +1770,7 @@
         <w:pStyle w:val="ListBullet"/>
       </w:pPr>
       <w:r>
-        <w:t>EDA shows distributions, data quality, and feature correlations.</w:t>
+        <w:t>Risk Intelligence shows feature importance, SHAP waterfall, and counterfactual analysis.</w:t>
       </w:r>
     </w:p>
     <w:p>
@@ -1778,7 +1778,7 @@
         <w:pStyle w:val="ListBullet"/>
       </w:pPr>
       <w:r>
-        <w:t>Live Monitoring shows latency and fraud-rate trends.</w:t>
+        <w:t>Behavior Profiles shows entity cards with velocity, trust scores, and anomaly detection.</w:t>
       </w:r>
     </w:p>
     <w:p>
@@ -1786,7 +1786,7 @@
         <w:pStyle w:val="ListBullet"/>
       </w:pPr>
       <w:r>
-        <w:t>Lifecycle shows whether a tenant is in unsupervised, semi-supervised, or supervised mode.</w:t>
+        <w:t>Lifecycle shows champion/challenger status, A/B testing metrics, and deployment history.</w:t>
       </w:r>
     </w:p>
     <w:p>
@@ -1794,7 +1794,7 @@
         <w:pStyle w:val="ListBullet"/>
       </w:pPr>
       <w:r>
-        <w:t>Compliance gives a starting point for audit and explainability workflows.</w:t>
+        <w:t>Explainability shows SHAP values, counterfactual analysis, and model decisions.</w:t>
       </w:r>
     </w:p>
     <w:p>
@@ -1807,7 +1807,7 @@
     </w:p>
     <w:p>
       <w:r>
-        <w:t>The API loads trained simple models from artifacts/models when it starts. A tenant with a model reports SUPERVISED from /v1/phase/{tenant}. A tenant without a model continues through the conservative fallback path.</w:t>
+        <w:t>The API loads trained models from artifacts/models when it starts. NetPFN (Phase 2) and CatBoost/FT-Transformer (Phase 3) are loaded automatically. A tenant with a model reports SUPERVISED from /v1/phase/{tenant}. A tenant without a model continues through the conservative fallback path.</w:t>
       </w:r>
     </w:p>
     <w:p>
@@ -2425,12 +2425,12 @@
     </w:p>
     <w:p>
       <w:r>
-        <w:t>• Phase 2 Semi-Supervised: adds behavioral features to XGBoost calibration</w:t>
+        <w:t>• Phase 2 Semi-Supervised: NetPFN uses behavioral features for prototype learning</w:t>
       </w:r>
     </w:p>
     <w:p>
       <w:r>
-        <w:t>• Phase 3 Supervised: full interaction learning in stacked ensemble</w:t>
+        <w:t>• Phase 3 Supervised: CatBoost champion + FT-Transformer specialist for low-confidence cases</w:t>
       </w:r>
     </w:p>
     <w:p>

--- a/docs/FraudTrap_Beginner_Guide.docx
+++ b/docs/FraudTrap_Beginner_Guide.docx
@@ -1807,7 +1807,7 @@
     </w:p>
     <w:p>
       <w:r>
-        <w:t>The API loads trained models from artifacts/models when it starts. NetPFN (Phase 2) and CatBoost/FT-Transformer (Phase 3) are loaded automatically. A tenant with a model reports SUPERVISED from /v1/phase/{tenant}. A tenant without a model continues through the conservative fallback path.</w:t>
+        <w:t>The API loads trained models from artifacts/models when it starts. TabPFN (Phase 2) and CatBoost/FT-Transformer (Phase 3) are loaded automatically. A tenant with a model reports SUPERVISED from /v1/phase/{tenant}. A tenant without a model continues through the conservative fallback path. TabPFN requires a commercial license key from Prior Labs (priorlabs.ai), set via the TABPFN_TOKEN environment variable. For organizations that cannot use TabPFN, FraudTrap supports NetPFN as a fully permissive alternative — set learner: netpfn in config/supervised.yaml.</w:t>
       </w:r>
     </w:p>
     <w:p>
@@ -2425,7 +2425,7 @@
     </w:p>
     <w:p>
       <w:r>
-        <w:t>• Phase 2 Semi-Supervised: NetPFN uses behavioral features for prototype learning</w:t>
+        <w:t>• Phase 2 Adaptive Learning: TabPFN uses behavioral features for in-context learning TabPFN requires a commercial license key from Prior Labs (priorlabs.ai), set via the TABPFN_TOKEN environment variable. For organizations that cannot use TabPFN, FraudTrap supports NetPFN as a fully permissive alternative — set learner: netpfn in config/supervised.yaml.</w:t>
       </w:r>
     </w:p>
     <w:p>
